--- a/policies/build/rewrite_reference/HCO_AAC_7_v2_REWRITE_DRAFT.docx
+++ b/policies/build/rewrite_reference/HCO_AAC_7_v2_REWRITE_DRAFT.docx
@@ -309,7 +309,7 @@
         <w:pStyle w:val="ListBullet"/>
       </w:pPr>
       <w:r>
-        <w:t>AAC.6 owns service delivery (menu, specimen process, TAT, critical intimation, reporting, outsourcing). Quality failures discovered under this policy feed AAC.6 recall/amendment when a released report is wrong.</w:t>
+        <w:t>Service delivery (menu, specimen process, TAT, critical intimation, reporting, outsourcing) is covered in other hospital policies. Quality failures discovered under this policy feed the recall/amendment process when a released report is wrong.</w:t>
       </w:r>
     </w:p>
     <w:p>
@@ -1914,14 +1914,6 @@
     </w:p>
     <w:p>
       <w:pPr>
-        <w:pStyle w:val="ListBullet"/>
-      </w:pPr>
-      <w:r>
-        <w:t>Internal documents of «Hospital Name»: laboratory QA manual; IQC/EQA records; calibration and maintenance logs; laboratory safety manual and MSDS file; clinico-pathological meeting minutes; organisation safety programme; occupational-health immunisation records.</w:t>
-      </w:r>
-    </w:p>
-    <w:p>
-      <w:pPr>
         <w:pStyle w:val="Heading1"/>
       </w:pPr>
       <w:r>
